--- a/appendix.docx
+++ b/appendix.docx
@@ -48365,7 +48365,7 @@
     </w:p>
     <w:bookmarkEnd w:id="32"/>
     <w:bookmarkEnd w:id="33"/>
-    <w:bookmarkStart w:id="43" w:name="X7bd1d8166aea7649b58b901a2f9feee3fb464e9"/>
+    <w:bookmarkStart w:id="64" w:name="X7bd1d8166aea7649b58b901a2f9feee3fb464e9"/>
     <w:p>
       <w:pPr>
         <w:pStyle w:val="Heading1"/>
@@ -48394,7 +48394,7 @@
         <w:t xml:space="preserve">branch) for direct inspection, per the reproducibility requirement.</w:t>
       </w:r>
     </w:p>
-    <w:bookmarkStart w:id="34" w:name="c.1-environment"/>
+    <w:bookmarkStart w:id="37" w:name="c.1-environment"/>
     <w:p>
       <w:pPr>
         <w:pStyle w:val="Heading2"/>
@@ -48486,8 +48486,63 @@
         <w:t xml:space="preserve">mlflow: 2.20.1</w:t>
       </w:r>
     </w:p>
-    <w:bookmarkEnd w:id="34"/>
-    <w:bookmarkStart w:id="35" w:name="c.2-mlflow-experiment-tracking"/>
+    <w:p>
+      <w:pPr>
+        <w:pStyle w:val="CaptionedFigure"/>
+      </w:pPr>
+      <w:r>
+        <w:drawing>
+          <wp:inline>
+            <wp:extent cx="5334000" cy="2667000"/>
+            <wp:effectExtent b="0" l="0" r="0" t="0"/>
+            <wp:docPr descr="Terminal output of the environment info script" title="" id="35" name="Picture"/>
+            <a:graphic>
+              <a:graphicData uri="http://schemas.openxmlformats.org/drawingml/2006/picture">
+                <pic:pic>
+                  <pic:nvPicPr>
+                    <pic:cNvPr descr="appendix_screenshots/07_environment_info.png" id="36" name="Picture"/>
+                    <pic:cNvPicPr>
+                      <a:picLocks noChangeArrowheads="1" noChangeAspect="1"/>
+                    </pic:cNvPicPr>
+                  </pic:nvPicPr>
+                  <pic:blipFill>
+                    <a:blip r:embed="rId34"/>
+                    <a:stretch>
+                      <a:fillRect/>
+                    </a:stretch>
+                  </pic:blipFill>
+                  <pic:spPr bwMode="auto">
+                    <a:xfrm>
+                      <a:off x="0" y="0"/>
+                      <a:ext cx="5334000" cy="2667000"/>
+                    </a:xfrm>
+                    <a:prstGeom prst="rect">
+                      <a:avLst/>
+                    </a:prstGeom>
+                    <a:noFill/>
+                    <a:ln w="9525">
+                      <a:noFill/>
+                      <a:headEnd/>
+                      <a:tailEnd/>
+                    </a:ln>
+                  </pic:spPr>
+                </pic:pic>
+              </a:graphicData>
+            </a:graphic>
+          </wp:inline>
+        </w:drawing>
+      </w:r>
+    </w:p>
+    <w:p>
+      <w:pPr>
+        <w:pStyle w:val="ImageCaption"/>
+      </w:pPr>
+      <w:r>
+        <w:t xml:space="preserve">Terminal output of the environment info script</w:t>
+      </w:r>
+    </w:p>
+    <w:bookmarkEnd w:id="37"/>
+    <w:bookmarkStart w:id="56" w:name="c.2-mlflow-experiment-tracking"/>
     <w:p>
       <w:pPr>
         <w:pStyle w:val="Heading2"/>
@@ -48576,11 +48631,341 @@
         <w:t xml:space="preserve">phase9-leaky-ablation</w:t>
       </w:r>
       <w:r>
-        <w:t xml:space="preserve">, plus the default experiment used during early smoke testing. Each run logs its parameters, metrics, and (where applicable) example artifacts. [SCREENSHOT: MLflow experiments list] [SCREENSHOT: phase6-finetune run overview, Duration 7.7h, Status Finished] [SCREENSHOT: eval_wer metric curve across epochs]</w:t>
+        <w:t xml:space="preserve">, plus the default experiment used during early smoke testing. Each run logs its parameters, metrics, and (where applicable) example artifacts.</w:t>
       </w:r>
     </w:p>
-    <w:bookmarkEnd w:id="35"/>
-    <w:bookmarkStart w:id="42" w:name="c.3-key-result-files"/>
+    <w:p>
+      <w:pPr>
+        <w:pStyle w:val="CaptionedFigure"/>
+      </w:pPr>
+      <w:r>
+        <w:drawing>
+          <wp:inline>
+            <wp:extent cx="5334000" cy="1539081"/>
+            <wp:effectExtent b="0" l="0" r="0" t="0"/>
+            <wp:docPr descr="MLflow experiments list" title="" id="39" name="Picture"/>
+            <a:graphic>
+              <a:graphicData uri="http://schemas.openxmlformats.org/drawingml/2006/picture">
+                <pic:pic>
+                  <pic:nvPicPr>
+                    <pic:cNvPr descr="appendix_screenshots/01_experiments_list.png" id="40" name="Picture"/>
+                    <pic:cNvPicPr>
+                      <a:picLocks noChangeArrowheads="1" noChangeAspect="1"/>
+                    </pic:cNvPicPr>
+                  </pic:nvPicPr>
+                  <pic:blipFill>
+                    <a:blip r:embed="rId38"/>
+                    <a:stretch>
+                      <a:fillRect/>
+                    </a:stretch>
+                  </pic:blipFill>
+                  <pic:spPr bwMode="auto">
+                    <a:xfrm>
+                      <a:off x="0" y="0"/>
+                      <a:ext cx="5334000" cy="1539081"/>
+                    </a:xfrm>
+                    <a:prstGeom prst="rect">
+                      <a:avLst/>
+                    </a:prstGeom>
+                    <a:noFill/>
+                    <a:ln w="9525">
+                      <a:noFill/>
+                      <a:headEnd/>
+                      <a:tailEnd/>
+                    </a:ln>
+                  </pic:spPr>
+                </pic:pic>
+              </a:graphicData>
+            </a:graphic>
+          </wp:inline>
+        </w:drawing>
+      </w:r>
+    </w:p>
+    <w:p>
+      <w:pPr>
+        <w:pStyle w:val="ImageCaption"/>
+      </w:pPr>
+      <w:r>
+        <w:t xml:space="preserve">MLflow experiments list</w:t>
+      </w:r>
+    </w:p>
+    <w:p>
+      <w:pPr>
+        <w:pStyle w:val="CaptionedFigure"/>
+      </w:pPr>
+      <w:r>
+        <w:drawing>
+          <wp:inline>
+            <wp:extent cx="5334000" cy="2114153"/>
+            <wp:effectExtent b="0" l="0" r="0" t="0"/>
+            <wp:docPr descr="phase6-finetune experiment: all logged runs, including the 7.7h full training run" title="" id="42" name="Picture"/>
+            <a:graphic>
+              <a:graphicData uri="http://schemas.openxmlformats.org/drawingml/2006/picture">
+                <pic:pic>
+                  <pic:nvPicPr>
+                    <pic:cNvPr descr="appendix_screenshots/02_phase6_runs_list.png" id="43" name="Picture"/>
+                    <pic:cNvPicPr>
+                      <a:picLocks noChangeArrowheads="1" noChangeAspect="1"/>
+                    </pic:cNvPicPr>
+                  </pic:nvPicPr>
+                  <pic:blipFill>
+                    <a:blip r:embed="rId41"/>
+                    <a:stretch>
+                      <a:fillRect/>
+                    </a:stretch>
+                  </pic:blipFill>
+                  <pic:spPr bwMode="auto">
+                    <a:xfrm>
+                      <a:off x="0" y="0"/>
+                      <a:ext cx="5334000" cy="2114153"/>
+                    </a:xfrm>
+                    <a:prstGeom prst="rect">
+                      <a:avLst/>
+                    </a:prstGeom>
+                    <a:noFill/>
+                    <a:ln w="9525">
+                      <a:noFill/>
+                      <a:headEnd/>
+                      <a:tailEnd/>
+                    </a:ln>
+                  </pic:spPr>
+                </pic:pic>
+              </a:graphicData>
+            </a:graphic>
+          </wp:inline>
+        </w:drawing>
+      </w:r>
+    </w:p>
+    <w:p>
+      <w:pPr>
+        <w:pStyle w:val="ImageCaption"/>
+      </w:pPr>
+      <w:r>
+        <w:t xml:space="preserve">phase6-finetune experiment: all logged runs, including the 7.7h full training run</w:t>
+      </w:r>
+    </w:p>
+    <w:p>
+      <w:pPr>
+        <w:pStyle w:val="CaptionedFigure"/>
+      </w:pPr>
+      <w:r>
+        <w:drawing>
+          <wp:inline>
+            <wp:extent cx="5334000" cy="2762989"/>
+            <wp:effectExtent b="0" l="0" r="0" t="0"/>
+            <wp:docPr descr="Run overview for the full training run (Run ID bd518b21…, Duration 7.7h, Status Finished, Source run_xlsr_train.py)" title="" id="45" name="Picture"/>
+            <a:graphic>
+              <a:graphicData uri="http://schemas.openxmlformats.org/drawingml/2006/picture">
+                <pic:pic>
+                  <pic:nvPicPr>
+                    <pic:cNvPr descr="appendix_screenshots/03_run_overview_7.7h.png" id="46" name="Picture"/>
+                    <pic:cNvPicPr>
+                      <a:picLocks noChangeArrowheads="1" noChangeAspect="1"/>
+                    </pic:cNvPicPr>
+                  </pic:nvPicPr>
+                  <pic:blipFill>
+                    <a:blip r:embed="rId44"/>
+                    <a:stretch>
+                      <a:fillRect/>
+                    </a:stretch>
+                  </pic:blipFill>
+                  <pic:spPr bwMode="auto">
+                    <a:xfrm>
+                      <a:off x="0" y="0"/>
+                      <a:ext cx="5334000" cy="2762989"/>
+                    </a:xfrm>
+                    <a:prstGeom prst="rect">
+                      <a:avLst/>
+                    </a:prstGeom>
+                    <a:noFill/>
+                    <a:ln w="9525">
+                      <a:noFill/>
+                      <a:headEnd/>
+                      <a:tailEnd/>
+                    </a:ln>
+                  </pic:spPr>
+                </pic:pic>
+              </a:graphicData>
+            </a:graphic>
+          </wp:inline>
+        </w:drawing>
+      </w:r>
+    </w:p>
+    <w:p>
+      <w:pPr>
+        <w:pStyle w:val="ImageCaption"/>
+      </w:pPr>
+      <w:r>
+        <w:t xml:space="preserve">Run overview for the full training run (Run ID bd518b21…, Duration 7.7h, Status Finished, Source run_xlsr_train.py)</w:t>
+      </w:r>
+    </w:p>
+    <w:p>
+      <w:pPr>
+        <w:pStyle w:val="CaptionedFigure"/>
+      </w:pPr>
+      <w:r>
+        <w:drawing>
+          <wp:inline>
+            <wp:extent cx="5334000" cy="2842738"/>
+            <wp:effectExtent b="0" l="0" r="0" t="0"/>
+            <wp:docPr descr="Model metrics: eval_loss, grad_norm, loss, epoch, learning_rate, train_runtime (27,626.68s ≈ 7.68h)" title="" id="48" name="Picture"/>
+            <a:graphic>
+              <a:graphicData uri="http://schemas.openxmlformats.org/drawingml/2006/picture">
+                <pic:pic>
+                  <pic:nvPicPr>
+                    <pic:cNvPr descr="appendix_screenshots/04_model_metrics_top.png" id="49" name="Picture"/>
+                    <pic:cNvPicPr>
+                      <a:picLocks noChangeArrowheads="1" noChangeAspect="1"/>
+                    </pic:cNvPicPr>
+                  </pic:nvPicPr>
+                  <pic:blipFill>
+                    <a:blip r:embed="rId47"/>
+                    <a:stretch>
+                      <a:fillRect/>
+                    </a:stretch>
+                  </pic:blipFill>
+                  <pic:spPr bwMode="auto">
+                    <a:xfrm>
+                      <a:off x="0" y="0"/>
+                      <a:ext cx="5334000" cy="2842738"/>
+                    </a:xfrm>
+                    <a:prstGeom prst="rect">
+                      <a:avLst/>
+                    </a:prstGeom>
+                    <a:noFill/>
+                    <a:ln w="9525">
+                      <a:noFill/>
+                      <a:headEnd/>
+                      <a:tailEnd/>
+                    </a:ln>
+                  </pic:spPr>
+                </pic:pic>
+              </a:graphicData>
+            </a:graphic>
+          </wp:inline>
+        </w:drawing>
+      </w:r>
+    </w:p>
+    <w:p>
+      <w:pPr>
+        <w:pStyle w:val="ImageCaption"/>
+      </w:pPr>
+      <w:r>
+        <w:t xml:space="preserve">Model metrics: eval_loss, grad_norm, loss, epoch, learning_rate, train_runtime (27,626.68s ≈ 7.68h)</w:t>
+      </w:r>
+    </w:p>
+    <w:p>
+      <w:pPr>
+        <w:pStyle w:val="CaptionedFigure"/>
+      </w:pPr>
+      <w:r>
+        <w:drawing>
+          <wp:inline>
+            <wp:extent cx="5334000" cy="2836756"/>
+            <wp:effectExtent b="0" l="0" r="0" t="0"/>
+            <wp:docPr descr="Model metrics: eval_wer curve (0.7098 → 0.6883 across the last four logged epochs) and train_loss (0.50)" title="" id="51" name="Picture"/>
+            <a:graphic>
+              <a:graphicData uri="http://schemas.openxmlformats.org/drawingml/2006/picture">
+                <pic:pic>
+                  <pic:nvPicPr>
+                    <pic:cNvPr descr="appendix_screenshots/05_model_metrics_eval_wer.png" id="52" name="Picture"/>
+                    <pic:cNvPicPr>
+                      <a:picLocks noChangeArrowheads="1" noChangeAspect="1"/>
+                    </pic:cNvPicPr>
+                  </pic:nvPicPr>
+                  <pic:blipFill>
+                    <a:blip r:embed="rId50"/>
+                    <a:stretch>
+                      <a:fillRect/>
+                    </a:stretch>
+                  </pic:blipFill>
+                  <pic:spPr bwMode="auto">
+                    <a:xfrm>
+                      <a:off x="0" y="0"/>
+                      <a:ext cx="5334000" cy="2836756"/>
+                    </a:xfrm>
+                    <a:prstGeom prst="rect">
+                      <a:avLst/>
+                    </a:prstGeom>
+                    <a:noFill/>
+                    <a:ln w="9525">
+                      <a:noFill/>
+                      <a:headEnd/>
+                      <a:tailEnd/>
+                    </a:ln>
+                  </pic:spPr>
+                </pic:pic>
+              </a:graphicData>
+            </a:graphic>
+          </wp:inline>
+        </w:drawing>
+      </w:r>
+    </w:p>
+    <w:p>
+      <w:pPr>
+        <w:pStyle w:val="ImageCaption"/>
+      </w:pPr>
+      <w:r>
+        <w:t xml:space="preserve">Model metrics: eval_wer curve (0.7098 → 0.6883 across the last four logged epochs) and train_loss (0.50)</w:t>
+      </w:r>
+    </w:p>
+    <w:p>
+      <w:pPr>
+        <w:pStyle w:val="CaptionedFigure"/>
+      </w:pPr>
+      <w:r>
+        <w:drawing>
+          <wp:inline>
+            <wp:extent cx="5334000" cy="2843492"/>
+            <wp:effectExtent b="0" l="0" r="0" t="0"/>
+            <wp:docPr descr="Model metrics continued: total_flos, eval_steps_per_second, eval_cer, train throughput" title="" id="54" name="Picture"/>
+            <a:graphic>
+              <a:graphicData uri="http://schemas.openxmlformats.org/drawingml/2006/picture">
+                <pic:pic>
+                  <pic:nvPicPr>
+                    <pic:cNvPr descr="appendix_screenshots/06_model_metrics_bottom.png" id="55" name="Picture"/>
+                    <pic:cNvPicPr>
+                      <a:picLocks noChangeArrowheads="1" noChangeAspect="1"/>
+                    </pic:cNvPicPr>
+                  </pic:nvPicPr>
+                  <pic:blipFill>
+                    <a:blip r:embed="rId53"/>
+                    <a:stretch>
+                      <a:fillRect/>
+                    </a:stretch>
+                  </pic:blipFill>
+                  <pic:spPr bwMode="auto">
+                    <a:xfrm>
+                      <a:off x="0" y="0"/>
+                      <a:ext cx="5334000" cy="2843492"/>
+                    </a:xfrm>
+                    <a:prstGeom prst="rect">
+                      <a:avLst/>
+                    </a:prstGeom>
+                    <a:noFill/>
+                    <a:ln w="9525">
+                      <a:noFill/>
+                      <a:headEnd/>
+                      <a:tailEnd/>
+                    </a:ln>
+                  </pic:spPr>
+                </pic:pic>
+              </a:graphicData>
+            </a:graphic>
+          </wp:inline>
+        </w:drawing>
+      </w:r>
+    </w:p>
+    <w:p>
+      <w:pPr>
+        <w:pStyle w:val="ImageCaption"/>
+      </w:pPr>
+      <w:r>
+        <w:t xml:space="preserve">Model metrics continued: total_flos, eval_steps_per_second, eval_cer, train throughput</w:t>
+      </w:r>
+    </w:p>
+    <w:bookmarkEnd w:id="56"/>
+    <w:bookmarkStart w:id="63" w:name="c.3-key-result-files"/>
     <w:p>
       <w:pPr>
         <w:pStyle w:val="Heading2"/>
@@ -48589,7 +48974,7 @@
         <w:t xml:space="preserve">C.3 Key result files</w:t>
       </w:r>
     </w:p>
-    <w:bookmarkStart w:id="36" w:name="reportsphase4_audit_results.json"/>
+    <w:bookmarkStart w:id="57" w:name="reportsphase4_audit_results.json"/>
     <w:p>
       <w:pPr>
         <w:pStyle w:val="Heading3"/>
@@ -49404,8 +49789,8 @@
         <w:t xml:space="preserve">}</w:t>
       </w:r>
     </w:p>
-    <w:bookmarkEnd w:id="36"/>
-    <w:bookmarkStart w:id="37" w:name="reportsphase7_original_results.json"/>
+    <w:bookmarkEnd w:id="57"/>
+    <w:bookmarkStart w:id="58" w:name="reportsphase7_original_results.json"/>
     <w:p>
       <w:pPr>
         <w:pStyle w:val="Heading3"/>
@@ -49911,8 +50296,8 @@
         <w:t xml:space="preserve">}</w:t>
       </w:r>
     </w:p>
-    <w:bookmarkEnd w:id="37"/>
-    <w:bookmarkStart w:id="38" w:name="reportsphase7_finetuned_results.json"/>
+    <w:bookmarkEnd w:id="58"/>
+    <w:bookmarkStart w:id="59" w:name="reportsphase7_finetuned_results.json"/>
     <w:p>
       <w:pPr>
         <w:pStyle w:val="Heading3"/>
@@ -50418,8 +50803,8 @@
         <w:t xml:space="preserve">}</w:t>
       </w:r>
     </w:p>
-    <w:bookmarkEnd w:id="38"/>
-    <w:bookmarkStart w:id="39" w:name="reportsphase7_leaky_results.json"/>
+    <w:bookmarkEnd w:id="59"/>
+    <w:bookmarkStart w:id="60" w:name="reportsphase7_leaky_results.json"/>
     <w:p>
       <w:pPr>
         <w:pStyle w:val="Heading3"/>
@@ -50925,8 +51310,8 @@
         <w:t xml:space="preserve">}</w:t>
       </w:r>
     </w:p>
-    <w:bookmarkEnd w:id="39"/>
-    <w:bookmarkStart w:id="40" w:name="reportsphase8_efficiency_results.json"/>
+    <w:bookmarkEnd w:id="60"/>
+    <w:bookmarkStart w:id="61" w:name="reportsphase8_efficiency_results.json"/>
     <w:p>
       <w:pPr>
         <w:pStyle w:val="Heading3"/>
@@ -51933,8 +52318,8 @@
         <w:t xml:space="preserve">}</w:t>
       </w:r>
     </w:p>
-    <w:bookmarkEnd w:id="40"/>
-    <w:bookmarkStart w:id="41" w:name="Xfa4fd8cf3272c4e0fafe053cc535c38d359161e"/>
+    <w:bookmarkEnd w:id="61"/>
+    <w:bookmarkStart w:id="62" w:name="Xfa4fd8cf3272c4e0fafe053cc535c38d359161e"/>
     <w:p>
       <w:pPr>
         <w:pStyle w:val="Heading3"/>
@@ -57381,9 +57766,9 @@
         <w:t xml:space="preserve">}</w:t>
       </w:r>
     </w:p>
-    <w:bookmarkEnd w:id="41"/>
-    <w:bookmarkEnd w:id="42"/>
-    <w:bookmarkEnd w:id="43"/>
+    <w:bookmarkEnd w:id="62"/>
+    <w:bookmarkEnd w:id="63"/>
+    <w:bookmarkEnd w:id="64"/>
     <w:sectPr>
       <w:footnotePr>
         <w:numRestart w:val="eachSect"/>
